--- a/Coding 1 - year/Unit 7 - Project Development/Daily Lesson Plans/Word/Day 154.docx
+++ b/Coding 1 - year/Unit 7 - Project Development/Daily Lesson Plans/Word/Day 154.docx
@@ -50,12 +50,15 @@
               </w:rPr>
               <w:t xml:space="preserve">Coding I — Full Year</w:t>
             </w:r>
-          </w:p>
-          <w:p>
-            <w:pPr>
-              <w:spacing w:before="40"/>
-              <w:jc w:val="center"/>
-            </w:pPr>
+            <w:r>
+              <w:rPr>
+                <w:rFonts w:ascii="Arial" w:cs="Arial" w:eastAsia="Arial" w:hAnsi="Arial"/>
+                <w:sz w:val="16"/>
+                <w:szCs w:val="16"/>
+              </w:rPr>
+              <w:br/>
+              <w:t xml:space="preserve"/>
+            </w:r>
             <w:r>
               <w:rPr>
                 <w:rFonts w:ascii="Arial" w:cs="Arial" w:eastAsia="Arial" w:hAnsi="Arial"/>
@@ -83,7 +86,7 @@
           <w:rFonts w:ascii="Arial" w:cs="Arial" w:eastAsia="Arial" w:hAnsi="Arial"/>
           <w:b/>
           <w:bCs/>
-          <w:color w:val="1F3864"/>
+          <w:color w:val="2B5797"/>
           <w:sz w:val="32"/>
           <w:szCs w:val="32"/>
         </w:rPr>
@@ -261,9 +264,9 @@
               <w:right w:val="single" w:color="CCCCCC" w:sz="1"/>
             </w:tcBorders>
             <w:tcMar>
-              <w:top w:type="dxa" w:w="60"/>
+              <w:top w:type="dxa" w:w="80"/>
               <w:left w:type="dxa" w:w="120"/>
-              <w:bottom w:type="dxa" w:w="60"/>
+              <w:bottom w:type="dxa" w:w="80"/>
               <w:right w:type="dxa" w:w="120"/>
             </w:tcMar>
           </w:tcPr>
@@ -290,20 +293,213 @@
               <w:right w:val="single" w:color="CCCCCC" w:sz="1"/>
             </w:tcBorders>
             <w:tcMar>
-              <w:top w:type="dxa" w:w="60"/>
+              <w:top w:type="dxa" w:w="80"/>
               <w:left w:type="dxa" w:w="120"/>
-              <w:bottom w:type="dxa" w:w="60"/>
+              <w:bottom w:type="dxa" w:w="80"/>
               <w:right w:type="dxa" w:w="120"/>
             </w:tcMar>
           </w:tcPr>
           <w:p>
-            <w:r>
-              <w:rPr>
-                <w:rFonts w:ascii="Arial" w:cs="Arial" w:eastAsia="Arial" w:hAnsi="Arial"/>
-                <w:sz w:val="20"/>
-                <w:szCs w:val="20"/>
+            <w:pPr>
+              <w:spacing w:after="80" w:before="80"/>
+            </w:pPr>
+            <w:r>
+              <w:rPr>
+                <w:rFonts w:ascii="Arial" w:cs="Arial" w:eastAsia="Arial" w:hAnsi="Arial"/>
+                <w:b/>
+                <w:bCs/>
+                <w:i w:val="false"/>
+                <w:iCs w:val="false"/>
+                <w:color w:val="000000"/>
+                <w:sz w:val="22"/>
+                <w:szCs w:val="22"/>
               </w:rPr>
               <w:t xml:space="preserve">Bell Ringer / Review</w:t>
+            </w:r>
+            <w:r>
+              <w:rPr>
+                <w:rFonts w:ascii="Arial" w:cs="Arial" w:eastAsia="Arial" w:hAnsi="Arial"/>
+                <w:sz w:val="20"/>
+                <w:szCs w:val="20"/>
+              </w:rPr>
+              <w:br/>
+              <w:t xml:space="preserve"/>
+            </w:r>
+            <w:r>
+              <w:rPr>
+                <w:rFonts w:ascii="Arial" w:cs="Arial" w:eastAsia="Arial" w:hAnsi="Arial"/>
+                <w:sz w:val="20"/>
+                <w:szCs w:val="20"/>
+              </w:rPr>
+              <w:br/>
+              <w:t xml:space="preserve"/>
+            </w:r>
+            <w:r>
+              <w:rPr>
+                <w:rFonts w:ascii="Arial" w:cs="Arial" w:eastAsia="Arial" w:hAnsi="Arial"/>
+                <w:b/>
+                <w:bCs/>
+                <w:i w:val="false"/>
+                <w:iCs w:val="false"/>
+                <w:color w:val="000000"/>
+                <w:sz w:val="20"/>
+                <w:szCs w:val="20"/>
+              </w:rPr>
+              <w:t xml:space="preserve">Quick Write </w:t>
+            </w:r>
+            <w:r>
+              <w:rPr>
+                <w:rFonts w:ascii="Arial" w:cs="Arial" w:eastAsia="Arial" w:hAnsi="Arial"/>
+                <w:b w:val="false"/>
+                <w:bCs w:val="false"/>
+                <w:i w:val="false"/>
+                <w:iCs w:val="false"/>
+                <w:color w:val="000000"/>
+                <w:sz w:val="20"/>
+                <w:szCs w:val="20"/>
+              </w:rPr>
+              <w:t xml:space="preserve">(3 min — written or verbal):</w:t>
+            </w:r>
+            <w:r>
+              <w:rPr>
+                <w:rFonts w:ascii="Arial" w:cs="Arial" w:eastAsia="Arial" w:hAnsi="Arial"/>
+                <w:sz w:val="20"/>
+                <w:szCs w:val="20"/>
+              </w:rPr>
+              <w:br/>
+              <w:t xml:space="preserve"/>
+            </w:r>
+            <w:r>
+              <w:rPr>
+                <w:rFonts w:ascii="Arial" w:cs="Arial" w:eastAsia="Arial" w:hAnsi="Arial"/>
+                <w:b w:val="false"/>
+                <w:bCs w:val="false"/>
+                <w:i w:val="false"/>
+                <w:iCs w:val="false"/>
+                <w:color w:val="000000"/>
+                <w:sz w:val="20"/>
+                <w:szCs w:val="20"/>
+              </w:rPr>
+              <w:t xml:space="preserve">    What do you already know about how to build a Minimum Viable Product that demonstrates core functionality, even if it's not polished?</w:t>
+            </w:r>
+            <w:r>
+              <w:rPr>
+                <w:rFonts w:ascii="Arial" w:cs="Arial" w:eastAsia="Arial" w:hAnsi="Arial"/>
+                <w:sz w:val="20"/>
+                <w:szCs w:val="20"/>
+              </w:rPr>
+              <w:br/>
+              <w:t xml:space="preserve"/>
+            </w:r>
+            <w:r>
+              <w:rPr>
+                <w:rFonts w:ascii="Arial" w:cs="Arial" w:eastAsia="Arial" w:hAnsi="Arial"/>
+                <w:sz w:val="20"/>
+                <w:szCs w:val="20"/>
+              </w:rPr>
+              <w:br/>
+              <w:t xml:space="preserve"/>
+            </w:r>
+            <w:r>
+              <w:rPr>
+                <w:rFonts w:ascii="Arial" w:cs="Arial" w:eastAsia="Arial" w:hAnsi="Arial"/>
+                <w:b/>
+                <w:bCs/>
+                <w:i w:val="false"/>
+                <w:iCs w:val="false"/>
+                <w:color w:val="000000"/>
+                <w:sz w:val="20"/>
+                <w:szCs w:val="20"/>
+              </w:rPr>
+              <w:t xml:space="preserve">Vocabulary Preview — </w:t>
+            </w:r>
+            <w:r>
+              <w:rPr>
+                <w:rFonts w:ascii="Arial" w:cs="Arial" w:eastAsia="Arial" w:hAnsi="Arial"/>
+                <w:b w:val="false"/>
+                <w:bCs w:val="false"/>
+                <w:i w:val="false"/>
+                <w:iCs w:val="false"/>
+                <w:color w:val="000000"/>
+                <w:sz w:val="20"/>
+                <w:szCs w:val="20"/>
+              </w:rPr>
+              <w:t xml:space="preserve">terms we'll use today:</w:t>
+            </w:r>
+            <w:r>
+              <w:rPr>
+                <w:rFonts w:ascii="Arial" w:cs="Arial" w:eastAsia="Arial" w:hAnsi="Arial"/>
+                <w:sz w:val="20"/>
+                <w:szCs w:val="20"/>
+              </w:rPr>
+              <w:br/>
+              <w:t xml:space="preserve"/>
+            </w:r>
+            <w:r>
+              <w:rPr>
+                <w:rFonts w:ascii="Arial" w:cs="Arial" w:eastAsia="Arial" w:hAnsi="Arial"/>
+                <w:b w:val="false"/>
+                <w:bCs w:val="false"/>
+                <w:i w:val="false"/>
+                <w:iCs w:val="false"/>
+                <w:color w:val="000000"/>
+                <w:sz w:val="20"/>
+                <w:szCs w:val="20"/>
+              </w:rPr>
+              <w:t xml:space="preserve">    • MVP   •   essential core features   •   Why build an MVP?   •   simplest function first</w:t>
+            </w:r>
+            <w:r>
+              <w:rPr>
+                <w:rFonts w:ascii="Arial" w:cs="Arial" w:eastAsia="Arial" w:hAnsi="Arial"/>
+                <w:sz w:val="20"/>
+                <w:szCs w:val="20"/>
+              </w:rPr>
+              <w:br/>
+              <w:t xml:space="preserve"/>
+            </w:r>
+            <w:r>
+              <w:rPr>
+                <w:rFonts w:ascii="Arial" w:cs="Arial" w:eastAsia="Arial" w:hAnsi="Arial"/>
+                <w:sz w:val="20"/>
+                <w:szCs w:val="20"/>
+              </w:rPr>
+              <w:br/>
+              <w:t xml:space="preserve"/>
+            </w:r>
+            <w:r>
+              <w:rPr>
+                <w:rFonts w:ascii="Arial" w:cs="Arial" w:eastAsia="Arial" w:hAnsi="Arial"/>
+                <w:b w:val="false"/>
+                <w:bCs w:val="false"/>
+                <w:i/>
+                <w:iCs/>
+                <w:color w:val="444444"/>
+                <w:sz w:val="20"/>
+                <w:szCs w:val="20"/>
+              </w:rPr>
+              <w:t xml:space="preserve">Today's Goal: By the end of class you will be able to build a Minimum Viable Product that demonstrates core functionality, even if it's not polished.</w:t>
+            </w:r>
+            <w:r>
+              <w:rPr>
+                <w:rFonts w:ascii="Arial" w:cs="Arial" w:eastAsia="Arial" w:hAnsi="Arial"/>
+                <w:sz w:val="20"/>
+                <w:szCs w:val="20"/>
+              </w:rPr>
+              <w:br/>
+              <w:t xml:space="preserve"/>
+            </w:r>
+            <w:r>
+              <w:rPr>
+                <w:rFonts w:ascii="Arial" w:cs="Arial" w:eastAsia="Arial" w:hAnsi="Arial"/>
+                <w:b w:val="false"/>
+                <w:bCs w:val="false"/>
+                <w:i/>
+                <w:iCs/>
+                <w:color w:val="555555"/>
+                <w:sz w:val="20"/>
+                <w:szCs w:val="20"/>
+              </w:rPr>
+              <w:t xml:space="preserve">→ Pair-share your response, then 2–3 students share with the class.</w:t>
             </w:r>
           </w:p>
         </w:tc>
@@ -319,9 +515,9 @@
               <w:right w:val="single" w:color="CCCCCC" w:sz="1"/>
             </w:tcBorders>
             <w:tcMar>
-              <w:top w:type="dxa" w:w="60"/>
+              <w:top w:type="dxa" w:w="80"/>
               <w:left w:type="dxa" w:w="120"/>
-              <w:bottom w:type="dxa" w:w="60"/>
+              <w:bottom w:type="dxa" w:w="80"/>
               <w:right w:type="dxa" w:w="120"/>
             </w:tcMar>
           </w:tcPr>
@@ -348,20 +544,468 @@
               <w:right w:val="single" w:color="CCCCCC" w:sz="1"/>
             </w:tcBorders>
             <w:tcMar>
-              <w:top w:type="dxa" w:w="60"/>
+              <w:top w:type="dxa" w:w="80"/>
               <w:left w:type="dxa" w:w="120"/>
-              <w:bottom w:type="dxa" w:w="60"/>
+              <w:bottom w:type="dxa" w:w="80"/>
               <w:right w:type="dxa" w:w="120"/>
             </w:tcMar>
           </w:tcPr>
           <w:p>
-            <w:r>
-              <w:rPr>
-                <w:rFonts w:ascii="Arial" w:cs="Arial" w:eastAsia="Arial" w:hAnsi="Arial"/>
-                <w:sz w:val="20"/>
-                <w:szCs w:val="20"/>
-              </w:rPr>
-              <w:t xml:space="preserve">Mini Lesson: Building a Working Prototype (MVP)</w:t>
+            <w:pPr>
+              <w:spacing w:after="80" w:before="80"/>
+            </w:pPr>
+            <w:r>
+              <w:rPr>
+                <w:rFonts w:ascii="Arial" w:cs="Arial" w:eastAsia="Arial" w:hAnsi="Arial"/>
+                <w:b/>
+                <w:bCs/>
+                <w:i w:val="false"/>
+                <w:iCs w:val="false"/>
+                <w:color w:val="000000"/>
+                <w:sz w:val="22"/>
+                <w:szCs w:val="22"/>
+              </w:rPr>
+              <w:t xml:space="preserve">Mini Lesson: </w:t>
+            </w:r>
+            <w:r>
+              <w:rPr>
+                <w:rFonts w:ascii="Arial" w:cs="Arial" w:eastAsia="Arial" w:hAnsi="Arial"/>
+                <w:b w:val="false"/>
+                <w:bCs w:val="false"/>
+                <w:i w:val="false"/>
+                <w:iCs w:val="false"/>
+                <w:color w:val="000000"/>
+                <w:sz w:val="22"/>
+                <w:szCs w:val="22"/>
+              </w:rPr>
+              <w:t xml:space="preserve">Building a Working Prototype (MVP)</w:t>
+            </w:r>
+            <w:r>
+              <w:rPr>
+                <w:rFonts w:ascii="Arial" w:cs="Arial" w:eastAsia="Arial" w:hAnsi="Arial"/>
+                <w:sz w:val="20"/>
+                <w:szCs w:val="20"/>
+              </w:rPr>
+              <w:br/>
+              <w:t xml:space="preserve"/>
+            </w:r>
+            <w:r>
+              <w:rPr>
+                <w:rFonts w:ascii="Arial" w:cs="Arial" w:eastAsia="Arial" w:hAnsi="Arial"/>
+                <w:sz w:val="20"/>
+                <w:szCs w:val="20"/>
+              </w:rPr>
+              <w:br/>
+              <w:t xml:space="preserve"/>
+            </w:r>
+            <w:r>
+              <w:rPr>
+                <w:rFonts w:ascii="Arial" w:cs="Arial" w:eastAsia="Arial" w:hAnsi="Arial"/>
+                <w:b/>
+                <w:bCs/>
+                <w:i/>
+                <w:iCs/>
+                <w:color w:val="000000"/>
+                <w:sz w:val="20"/>
+                <w:szCs w:val="20"/>
+              </w:rPr>
+              <w:t xml:space="preserve">Learning Target: </w:t>
+            </w:r>
+            <w:r>
+              <w:rPr>
+                <w:rFonts w:ascii="Arial" w:cs="Arial" w:eastAsia="Arial" w:hAnsi="Arial"/>
+                <w:b w:val="false"/>
+                <w:bCs w:val="false"/>
+                <w:i/>
+                <w:iCs/>
+                <w:color w:val="333333"/>
+                <w:sz w:val="20"/>
+                <w:szCs w:val="20"/>
+              </w:rPr>
+              <w:t xml:space="preserve">I can build a Minimum Viable Product that demonstrates core functionality, even if it's not polished.</w:t>
+            </w:r>
+            <w:r>
+              <w:rPr>
+                <w:rFonts w:ascii="Arial" w:cs="Arial" w:eastAsia="Arial" w:hAnsi="Arial"/>
+                <w:sz w:val="20"/>
+                <w:szCs w:val="20"/>
+              </w:rPr>
+              <w:br/>
+              <w:t xml:space="preserve"/>
+            </w:r>
+            <w:r>
+              <w:rPr>
+                <w:rFonts w:ascii="Arial" w:cs="Arial" w:eastAsia="Arial" w:hAnsi="Arial"/>
+                <w:sz w:val="20"/>
+                <w:szCs w:val="20"/>
+              </w:rPr>
+              <w:br/>
+              <w:t xml:space="preserve"/>
+            </w:r>
+            <w:r>
+              <w:rPr>
+                <w:rFonts w:ascii="Arial" w:cs="Arial" w:eastAsia="Arial" w:hAnsi="Arial"/>
+                <w:b w:val="false"/>
+                <w:bCs w:val="false"/>
+                <w:i w:val="false"/>
+                <w:iCs w:val="false"/>
+                <w:color w:val="000000"/>
+                <w:sz w:val="20"/>
+                <w:szCs w:val="20"/>
+              </w:rPr>
+              <w:t xml:space="preserve">An MVP is your program with only the essential core features. No nice-to-haves. No polish. Just the basic, working version.</w:t>
+            </w:r>
+            <w:r>
+              <w:rPr>
+                <w:rFonts w:ascii="Arial" w:cs="Arial" w:eastAsia="Arial" w:hAnsi="Arial"/>
+                <w:sz w:val="20"/>
+                <w:szCs w:val="20"/>
+              </w:rPr>
+              <w:br/>
+              <w:t xml:space="preserve"/>
+            </w:r>
+            <w:r>
+              <w:rPr>
+                <w:rFonts w:ascii="Arial" w:cs="Arial" w:eastAsia="Arial" w:hAnsi="Arial"/>
+                <w:b w:val="false"/>
+                <w:bCs w:val="false"/>
+                <w:i w:val="false"/>
+                <w:iCs w:val="false"/>
+                <w:color w:val="000000"/>
+                <w:sz w:val="20"/>
+                <w:szCs w:val="20"/>
+              </w:rPr>
+              <w:t xml:space="preserve">Build and test the simplest function first, then build on top of it:</w:t>
+            </w:r>
+            <w:r>
+              <w:rPr>
+                <w:rFonts w:ascii="Arial" w:cs="Arial" w:eastAsia="Arial" w:hAnsi="Arial"/>
+                <w:sz w:val="20"/>
+                <w:szCs w:val="20"/>
+              </w:rPr>
+              <w:br/>
+              <w:t xml:space="preserve"/>
+            </w:r>
+            <w:r>
+              <w:rPr>
+                <w:rFonts w:ascii="Arial" w:cs="Arial" w:eastAsia="Arial" w:hAnsi="Arial"/>
+                <w:sz w:val="20"/>
+                <w:szCs w:val="20"/>
+              </w:rPr>
+              <w:br/>
+              <w:t xml:space="preserve"/>
+            </w:r>
+            <w:r>
+              <w:rPr>
+                <w:rFonts w:ascii="Arial" w:cs="Arial" w:eastAsia="Arial" w:hAnsi="Arial"/>
+                <w:b/>
+                <w:bCs/>
+                <w:i w:val="false"/>
+                <w:iCs w:val="false"/>
+                <w:color w:val="000000"/>
+                <w:sz w:val="20"/>
+                <w:szCs w:val="20"/>
+              </w:rPr>
+              <w:t xml:space="preserve">Key Concepts:</w:t>
+            </w:r>
+            <w:r>
+              <w:rPr>
+                <w:rFonts w:ascii="Arial" w:cs="Arial" w:eastAsia="Arial" w:hAnsi="Arial"/>
+                <w:sz w:val="20"/>
+                <w:szCs w:val="20"/>
+              </w:rPr>
+              <w:br/>
+              <w:t xml:space="preserve"/>
+            </w:r>
+            <w:r>
+              <w:rPr>
+                <w:rFonts w:ascii="Arial" w:cs="Arial" w:eastAsia="Arial" w:hAnsi="Arial"/>
+                <w:b w:val="false"/>
+                <w:bCs w:val="false"/>
+                <w:i w:val="false"/>
+                <w:iCs w:val="false"/>
+                <w:color w:val="000000"/>
+                <w:sz w:val="20"/>
+                <w:szCs w:val="20"/>
+              </w:rPr>
+              <w:t xml:space="preserve">    • Get working code quickly (confidence boost)</w:t>
+            </w:r>
+            <w:r>
+              <w:rPr>
+                <w:rFonts w:ascii="Arial" w:cs="Arial" w:eastAsia="Arial" w:hAnsi="Arial"/>
+                <w:sz w:val="20"/>
+                <w:szCs w:val="20"/>
+              </w:rPr>
+              <w:br/>
+              <w:t xml:space="preserve"/>
+            </w:r>
+            <w:r>
+              <w:rPr>
+                <w:rFonts w:ascii="Arial" w:cs="Arial" w:eastAsia="Arial" w:hAnsi="Arial"/>
+                <w:b w:val="false"/>
+                <w:bCs w:val="false"/>
+                <w:i w:val="false"/>
+                <w:iCs w:val="false"/>
+                <w:color w:val="000000"/>
+                <w:sz w:val="20"/>
+                <w:szCs w:val="20"/>
+              </w:rPr>
+              <w:t xml:space="preserve">    • Find design problems early (before coding everything)</w:t>
+            </w:r>
+            <w:r>
+              <w:rPr>
+                <w:rFonts w:ascii="Arial" w:cs="Arial" w:eastAsia="Arial" w:hAnsi="Arial"/>
+                <w:sz w:val="20"/>
+                <w:szCs w:val="20"/>
+              </w:rPr>
+              <w:br/>
+              <w:t xml:space="preserve"/>
+            </w:r>
+            <w:r>
+              <w:rPr>
+                <w:rFonts w:ascii="Arial" w:cs="Arial" w:eastAsia="Arial" w:hAnsi="Arial"/>
+                <w:b w:val="false"/>
+                <w:bCs w:val="false"/>
+                <w:i w:val="false"/>
+                <w:iCs w:val="false"/>
+                <w:color w:val="000000"/>
+                <w:sz w:val="20"/>
+                <w:szCs w:val="20"/>
+              </w:rPr>
+              <w:t xml:space="preserve">    • Have something to test and refine</w:t>
+            </w:r>
+            <w:r>
+              <w:rPr>
+                <w:rFonts w:ascii="Arial" w:cs="Arial" w:eastAsia="Arial" w:hAnsi="Arial"/>
+                <w:sz w:val="20"/>
+                <w:szCs w:val="20"/>
+              </w:rPr>
+              <w:br/>
+              <w:t xml:space="preserve"/>
+            </w:r>
+            <w:r>
+              <w:rPr>
+                <w:rFonts w:ascii="Arial" w:cs="Arial" w:eastAsia="Arial" w:hAnsi="Arial"/>
+                <w:b w:val="false"/>
+                <w:bCs w:val="false"/>
+                <w:i w:val="false"/>
+                <w:iCs w:val="false"/>
+                <w:color w:val="000000"/>
+                <w:sz w:val="20"/>
+                <w:szCs w:val="20"/>
+              </w:rPr>
+              <w:t xml:space="preserve">    • Prove the concept works</w:t>
+            </w:r>
+            <w:r>
+              <w:rPr>
+                <w:rFonts w:ascii="Arial" w:cs="Arial" w:eastAsia="Arial" w:hAnsi="Arial"/>
+                <w:sz w:val="20"/>
+                <w:szCs w:val="20"/>
+              </w:rPr>
+              <w:br/>
+              <w:t xml:space="preserve"/>
+            </w:r>
+            <w:r>
+              <w:rPr>
+                <w:rFonts w:ascii="Arial" w:cs="Arial" w:eastAsia="Arial" w:hAnsi="Arial"/>
+                <w:b w:val="false"/>
+                <w:bCs w:val="false"/>
+                <w:i w:val="false"/>
+                <w:iCs w:val="false"/>
+                <w:color w:val="000000"/>
+                <w:sz w:val="20"/>
+                <w:szCs w:val="20"/>
+              </w:rPr>
+              <w:t xml:space="preserve">    • ✅ Core features work</w:t>
+            </w:r>
+            <w:r>
+              <w:rPr>
+                <w:rFonts w:ascii="Arial" w:cs="Arial" w:eastAsia="Arial" w:hAnsi="Arial"/>
+                <w:sz w:val="20"/>
+                <w:szCs w:val="20"/>
+              </w:rPr>
+              <w:br/>
+              <w:t xml:space="preserve"/>
+            </w:r>
+            <w:r>
+              <w:rPr>
+                <w:rFonts w:ascii="Arial" w:cs="Arial" w:eastAsia="Arial" w:hAnsi="Arial"/>
+                <w:b w:val="false"/>
+                <w:bCs w:val="false"/>
+                <w:i w:val="false"/>
+                <w:iCs w:val="false"/>
+                <w:color w:val="000000"/>
+                <w:sz w:val="20"/>
+                <w:szCs w:val="20"/>
+              </w:rPr>
+              <w:t xml:space="preserve">    • ✅ No crashes on normal input</w:t>
+            </w:r>
+            <w:r>
+              <w:rPr>
+                <w:rFonts w:ascii="Arial" w:cs="Arial" w:eastAsia="Arial" w:hAnsi="Arial"/>
+                <w:sz w:val="20"/>
+                <w:szCs w:val="20"/>
+              </w:rPr>
+              <w:br/>
+              <w:t xml:space="preserve"/>
+            </w:r>
+            <w:r>
+              <w:rPr>
+                <w:rFonts w:ascii="Arial" w:cs="Arial" w:eastAsia="Arial" w:hAnsi="Arial"/>
+                <w:b w:val="false"/>
+                <w:bCs w:val="false"/>
+                <w:i w:val="false"/>
+                <w:iCs w:val="false"/>
+                <w:color w:val="000000"/>
+                <w:sz w:val="20"/>
+                <w:szCs w:val="20"/>
+              </w:rPr>
+              <w:t xml:space="preserve">    • ✅ Data flows correctly between functions</w:t>
+            </w:r>
+            <w:r>
+              <w:rPr>
+                <w:rFonts w:ascii="Arial" w:cs="Arial" w:eastAsia="Arial" w:hAnsi="Arial"/>
+                <w:sz w:val="20"/>
+                <w:szCs w:val="20"/>
+              </w:rPr>
+              <w:br/>
+              <w:t xml:space="preserve"/>
+            </w:r>
+            <w:r>
+              <w:rPr>
+                <w:rFonts w:ascii="Arial" w:cs="Arial" w:eastAsia="Arial" w:hAnsi="Arial"/>
+                <w:b w:val="false"/>
+                <w:bCs w:val="false"/>
+                <w:i w:val="false"/>
+                <w:iCs w:val="false"/>
+                <w:color w:val="000000"/>
+                <w:sz w:val="20"/>
+                <w:szCs w:val="20"/>
+              </w:rPr>
+              <w:t xml:space="preserve">    • ✗ Code doesn't need to be beautiful</w:t>
+            </w:r>
+            <w:r>
+              <w:rPr>
+                <w:rFonts w:ascii="Arial" w:cs="Arial" w:eastAsia="Arial" w:hAnsi="Arial"/>
+                <w:sz w:val="20"/>
+                <w:szCs w:val="20"/>
+              </w:rPr>
+              <w:br/>
+              <w:t xml:space="preserve"/>
+            </w:r>
+            <w:r>
+              <w:rPr>
+                <w:rFonts w:ascii="Arial" w:cs="Arial" w:eastAsia="Arial" w:hAnsi="Arial"/>
+                <w:sz w:val="20"/>
+                <w:szCs w:val="20"/>
+              </w:rPr>
+              <w:br/>
+              <w:t xml:space="preserve"/>
+            </w:r>
+            <w:r>
+              <w:rPr>
+                <w:rFonts w:ascii="Arial" w:cs="Arial" w:eastAsia="Arial" w:hAnsi="Arial"/>
+                <w:b/>
+                <w:bCs/>
+                <w:i w:val="false"/>
+                <w:iCs w:val="false"/>
+                <w:color w:val="000000"/>
+                <w:sz w:val="20"/>
+                <w:szCs w:val="20"/>
+              </w:rPr>
+              <w:t xml:space="preserve">Vocabulary: </w:t>
+            </w:r>
+            <w:r>
+              <w:rPr>
+                <w:rFonts w:ascii="Arial" w:cs="Arial" w:eastAsia="Arial" w:hAnsi="Arial"/>
+                <w:b w:val="false"/>
+                <w:bCs w:val="false"/>
+                <w:i w:val="false"/>
+                <w:iCs w:val="false"/>
+                <w:color w:val="000000"/>
+                <w:sz w:val="20"/>
+                <w:szCs w:val="20"/>
+              </w:rPr>
+              <w:t xml:space="preserve">MVP, essential core features, Why build an MVP?, simplest function first</w:t>
+            </w:r>
+            <w:r>
+              <w:rPr>
+                <w:rFonts w:ascii="Arial" w:cs="Arial" w:eastAsia="Arial" w:hAnsi="Arial"/>
+                <w:sz w:val="20"/>
+                <w:szCs w:val="20"/>
+              </w:rPr>
+              <w:br/>
+              <w:t xml:space="preserve"/>
+            </w:r>
+            <w:r>
+              <w:rPr>
+                <w:rFonts w:ascii="Arial" w:cs="Arial" w:eastAsia="Arial" w:hAnsi="Arial"/>
+                <w:sz w:val="20"/>
+                <w:szCs w:val="20"/>
+              </w:rPr>
+              <w:br/>
+              <w:t xml:space="preserve"/>
+            </w:r>
+            <w:r>
+              <w:rPr>
+                <w:rFonts w:ascii="Arial" w:cs="Arial" w:eastAsia="Arial" w:hAnsi="Arial"/>
+                <w:b/>
+                <w:bCs/>
+                <w:i/>
+                <w:iCs/>
+                <w:color w:val="555555"/>
+                <w:sz w:val="20"/>
+                <w:szCs w:val="20"/>
+              </w:rPr>
+              <w:t xml:space="preserve">→ Live Demo — </w:t>
+            </w:r>
+            <w:r>
+              <w:rPr>
+                <w:rFonts w:ascii="Arial" w:cs="Arial" w:eastAsia="Arial" w:hAnsi="Arial"/>
+                <w:b w:val="false"/>
+                <w:bCs w:val="false"/>
+                <w:i/>
+                <w:iCs/>
+                <w:color w:val="555555"/>
+                <w:sz w:val="20"/>
+                <w:szCs w:val="20"/>
+              </w:rPr>
+              <w:t xml:space="preserve">type examples as students follow along in their own editor.</w:t>
+            </w:r>
+            <w:r>
+              <w:rPr>
+                <w:rFonts w:ascii="Arial" w:cs="Arial" w:eastAsia="Arial" w:hAnsi="Arial"/>
+                <w:sz w:val="20"/>
+                <w:szCs w:val="20"/>
+              </w:rPr>
+              <w:br/>
+              <w:t xml:space="preserve"/>
+            </w:r>
+            <w:r>
+              <w:rPr>
+                <w:rFonts w:ascii="Arial" w:cs="Arial" w:eastAsia="Arial" w:hAnsi="Arial"/>
+                <w:b/>
+                <w:bCs/>
+                <w:i/>
+                <w:iCs/>
+                <w:color w:val="555555"/>
+                <w:sz w:val="20"/>
+                <w:szCs w:val="20"/>
+              </w:rPr>
+              <w:t xml:space="preserve">→ Check for Understanding: </w:t>
+            </w:r>
+            <w:r>
+              <w:rPr>
+                <w:rFonts w:ascii="Arial" w:cs="Arial" w:eastAsia="Arial" w:hAnsi="Arial"/>
+                <w:b w:val="false"/>
+                <w:bCs w:val="false"/>
+                <w:i/>
+                <w:iCs/>
+                <w:color w:val="555555"/>
+                <w:sz w:val="20"/>
+                <w:szCs w:val="20"/>
+              </w:rPr>
+              <w:t xml:space="preserve">pause and cold-call: “Can someone explain what we just did in their own words?”</w:t>
             </w:r>
           </w:p>
         </w:tc>
@@ -377,9 +1021,9 @@
               <w:right w:val="single" w:color="CCCCCC" w:sz="1"/>
             </w:tcBorders>
             <w:tcMar>
-              <w:top w:type="dxa" w:w="60"/>
+              <w:top w:type="dxa" w:w="80"/>
               <w:left w:type="dxa" w:w="120"/>
-              <w:bottom w:type="dxa" w:w="60"/>
+              <w:bottom w:type="dxa" w:w="80"/>
               <w:right w:type="dxa" w:w="120"/>
             </w:tcMar>
           </w:tcPr>
@@ -406,20 +1050,90 @@
               <w:right w:val="single" w:color="CCCCCC" w:sz="1"/>
             </w:tcBorders>
             <w:tcMar>
-              <w:top w:type="dxa" w:w="60"/>
+              <w:top w:type="dxa" w:w="80"/>
               <w:left w:type="dxa" w:w="120"/>
-              <w:bottom w:type="dxa" w:w="60"/>
+              <w:bottom w:type="dxa" w:w="80"/>
               <w:right w:type="dxa" w:w="120"/>
             </w:tcMar>
           </w:tcPr>
           <w:p>
-            <w:r>
-              <w:rPr>
-                <w:rFonts w:ascii="Arial" w:cs="Arial" w:eastAsia="Arial" w:hAnsi="Arial"/>
-                <w:sz w:val="20"/>
-                <w:szCs w:val="20"/>
+            <w:pPr>
+              <w:spacing w:after="80" w:before="80"/>
+            </w:pPr>
+            <w:r>
+              <w:rPr>
+                <w:rFonts w:ascii="Arial" w:cs="Arial" w:eastAsia="Arial" w:hAnsi="Arial"/>
+                <w:b/>
+                <w:bCs/>
+                <w:i w:val="false"/>
+                <w:iCs w:val="false"/>
+                <w:color w:val="000000"/>
+                <w:sz w:val="22"/>
+                <w:szCs w:val="22"/>
               </w:rPr>
               <w:t xml:space="preserve">Guided Practice</w:t>
+            </w:r>
+            <w:r>
+              <w:rPr>
+                <w:rFonts w:ascii="Arial" w:cs="Arial" w:eastAsia="Arial" w:hAnsi="Arial"/>
+                <w:sz w:val="20"/>
+                <w:szCs w:val="20"/>
+              </w:rPr>
+              <w:br/>
+              <w:t xml:space="preserve"/>
+            </w:r>
+            <w:r>
+              <w:rPr>
+                <w:rFonts w:ascii="Arial" w:cs="Arial" w:eastAsia="Arial" w:hAnsi="Arial"/>
+                <w:sz w:val="20"/>
+                <w:szCs w:val="20"/>
+              </w:rPr>
+              <w:br/>
+              <w:t xml:space="preserve"/>
+            </w:r>
+            <w:r>
+              <w:rPr>
+                <w:rFonts w:ascii="Arial" w:cs="Arial" w:eastAsia="Arial" w:hAnsi="Arial"/>
+                <w:b w:val="false"/>
+                <w:bCs w:val="false"/>
+                <w:i w:val="false"/>
+                <w:iCs w:val="false"/>
+                <w:color w:val="000000"/>
+                <w:sz w:val="20"/>
+                <w:szCs w:val="20"/>
+              </w:rPr>
+              <w:t xml:space="preserve">Step 1: Set Up Your Project File (5 min)</w:t>
+            </w:r>
+            <w:r>
+              <w:rPr>
+                <w:rFonts w:ascii="Arial" w:cs="Arial" w:eastAsia="Arial" w:hAnsi="Arial"/>
+                <w:sz w:val="20"/>
+                <w:szCs w:val="20"/>
+              </w:rPr>
+              <w:br/>
+              <w:t xml:space="preserve"/>
+            </w:r>
+            <w:r>
+              <w:rPr>
+                <w:rFonts w:ascii="Arial" w:cs="Arial" w:eastAsia="Arial" w:hAnsi="Arial"/>
+                <w:sz w:val="20"/>
+                <w:szCs w:val="20"/>
+              </w:rPr>
+              <w:br/>
+              <w:t xml:space="preserve"/>
+            </w:r>
+            <w:r>
+              <w:rPr>
+                <w:rFonts w:ascii="Arial" w:cs="Arial" w:eastAsia="Arial" w:hAnsi="Arial"/>
+                <w:b w:val="false"/>
+                <w:bCs w:val="false"/>
+                <w:i/>
+                <w:iCs/>
+                <w:color w:val="555555"/>
+                <w:sz w:val="20"/>
+                <w:szCs w:val="20"/>
+              </w:rPr>
+              <w:t xml:space="preserve">→ Teacher models — students try alongside, then compare results.</w:t>
             </w:r>
           </w:p>
         </w:tc>
@@ -435,9 +1149,9 @@
               <w:right w:val="single" w:color="CCCCCC" w:sz="1"/>
             </w:tcBorders>
             <w:tcMar>
-              <w:top w:type="dxa" w:w="60"/>
+              <w:top w:type="dxa" w:w="80"/>
               <w:left w:type="dxa" w:w="120"/>
-              <w:bottom w:type="dxa" w:w="60"/>
+              <w:bottom w:type="dxa" w:w="80"/>
               <w:right w:type="dxa" w:w="120"/>
             </w:tcMar>
           </w:tcPr>
@@ -450,7 +1164,7 @@
                 <w:sz w:val="20"/>
                 <w:szCs w:val="20"/>
               </w:rPr>
-              <w:t xml:space="preserve">15-20 min</w:t>
+              <w:t xml:space="preserve">15–20 min</w:t>
             </w:r>
           </w:p>
         </w:tc>
@@ -464,20 +1178,164 @@
               <w:right w:val="single" w:color="CCCCCC" w:sz="1"/>
             </w:tcBorders>
             <w:tcMar>
-              <w:top w:type="dxa" w:w="60"/>
+              <w:top w:type="dxa" w:w="80"/>
               <w:left w:type="dxa" w:w="120"/>
-              <w:bottom w:type="dxa" w:w="60"/>
+              <w:bottom w:type="dxa" w:w="80"/>
               <w:right w:type="dxa" w:w="120"/>
             </w:tcMar>
           </w:tcPr>
           <w:p>
-            <w:r>
-              <w:rPr>
-                <w:rFonts w:ascii="Arial" w:cs="Arial" w:eastAsia="Arial" w:hAnsi="Arial"/>
-                <w:sz w:val="20"/>
-                <w:szCs w:val="20"/>
+            <w:pPr>
+              <w:spacing w:after="80" w:before="80"/>
+            </w:pPr>
+            <w:r>
+              <w:rPr>
+                <w:rFonts w:ascii="Arial" w:cs="Arial" w:eastAsia="Arial" w:hAnsi="Arial"/>
+                <w:b/>
+                <w:bCs/>
+                <w:i w:val="false"/>
+                <w:iCs w:val="false"/>
+                <w:color w:val="000000"/>
+                <w:sz w:val="22"/>
+                <w:szCs w:val="22"/>
               </w:rPr>
               <w:t xml:space="preserve">Independent Practice / Code Along</w:t>
+            </w:r>
+            <w:r>
+              <w:rPr>
+                <w:rFonts w:ascii="Arial" w:cs="Arial" w:eastAsia="Arial" w:hAnsi="Arial"/>
+                <w:sz w:val="20"/>
+                <w:szCs w:val="20"/>
+              </w:rPr>
+              <w:br/>
+              <w:t xml:space="preserve"/>
+            </w:r>
+            <w:r>
+              <w:rPr>
+                <w:rFonts w:ascii="Arial" w:cs="Arial" w:eastAsia="Arial" w:hAnsi="Arial"/>
+                <w:b/>
+                <w:bCs/>
+                <w:i w:val="false"/>
+                <w:iCs w:val="false"/>
+                <w:color w:val="000000"/>
+                <w:sz w:val="20"/>
+                <w:szCs w:val="20"/>
+              </w:rPr>
+              <w:t xml:space="preserve">    Beginner: </w:t>
+            </w:r>
+            <w:r>
+              <w:rPr>
+                <w:rFonts w:ascii="Arial" w:cs="Arial" w:eastAsia="Arial" w:hAnsi="Arial"/>
+                <w:b w:val="false"/>
+                <w:bCs w:val="false"/>
+                <w:i w:val="false"/>
+                <w:iCs w:val="false"/>
+                <w:color w:val="000000"/>
+                <w:sz w:val="20"/>
+                <w:szCs w:val="20"/>
+              </w:rPr>
+              <w:t xml:space="preserve">MVP vs. Full: List 3 things you would skip in an MVP but include in the final version.</w:t>
+            </w:r>
+            <w:r>
+              <w:rPr>
+                <w:rFonts w:ascii="Arial" w:cs="Arial" w:eastAsia="Arial" w:hAnsi="Arial"/>
+                <w:sz w:val="20"/>
+                <w:szCs w:val="20"/>
+              </w:rPr>
+              <w:br/>
+              <w:t xml:space="preserve"/>
+            </w:r>
+            <w:r>
+              <w:rPr>
+                <w:rFonts w:ascii="Arial" w:cs="Arial" w:eastAsia="Arial" w:hAnsi="Arial"/>
+                <w:b/>
+                <w:bCs/>
+                <w:i w:val="false"/>
+                <w:iCs w:val="false"/>
+                <w:color w:val="000000"/>
+                <w:sz w:val="20"/>
+                <w:szCs w:val="20"/>
+              </w:rPr>
+              <w:t xml:space="preserve">    Intermediate: </w:t>
+            </w:r>
+            <w:r>
+              <w:rPr>
+                <w:rFonts w:ascii="Arial" w:cs="Arial" w:eastAsia="Arial" w:hAnsi="Arial"/>
+                <w:b w:val="false"/>
+                <w:bCs w:val="false"/>
+                <w:i w:val="false"/>
+                <w:iCs w:val="false"/>
+                <w:color w:val="000000"/>
+                <w:sz w:val="20"/>
+                <w:szCs w:val="20"/>
+              </w:rPr>
+              <w:t xml:space="preserve">Build Order: Your project has these functions: - get_user_input() - process_data(data) - save_to_file(data) - display_result(result) In what…</w:t>
+            </w:r>
+            <w:r>
+              <w:rPr>
+                <w:rFonts w:ascii="Arial" w:cs="Arial" w:eastAsia="Arial" w:hAnsi="Arial"/>
+                <w:sz w:val="20"/>
+                <w:szCs w:val="20"/>
+              </w:rPr>
+              <w:br/>
+              <w:t xml:space="preserve"/>
+            </w:r>
+            <w:r>
+              <w:rPr>
+                <w:rFonts w:ascii="Arial" w:cs="Arial" w:eastAsia="Arial" w:hAnsi="Arial"/>
+                <w:b/>
+                <w:bCs/>
+                <w:i w:val="false"/>
+                <w:iCs w:val="false"/>
+                <w:color w:val="000000"/>
+                <w:sz w:val="20"/>
+                <w:szCs w:val="20"/>
+              </w:rPr>
+              <w:t xml:space="preserve">    Challenge: </w:t>
+            </w:r>
+            <w:r>
+              <w:rPr>
+                <w:rFonts w:ascii="Arial" w:cs="Arial" w:eastAsia="Arial" w:hAnsi="Arial"/>
+                <w:b w:val="false"/>
+                <w:bCs w:val="false"/>
+                <w:i w:val="false"/>
+                <w:iCs w:val="false"/>
+                <w:color w:val="000000"/>
+                <w:sz w:val="20"/>
+                <w:szCs w:val="20"/>
+              </w:rPr>
+              <w:t xml:space="preserve">Testing MVP: How would you test your MVP without having a full GUI? What test cases would you use? --- ## Reflection &amp; Wrap-Up Today's Big I…</w:t>
+            </w:r>
+            <w:r>
+              <w:rPr>
+                <w:rFonts w:ascii="Arial" w:cs="Arial" w:eastAsia="Arial" w:hAnsi="Arial"/>
+                <w:sz w:val="20"/>
+                <w:szCs w:val="20"/>
+              </w:rPr>
+              <w:br/>
+              <w:t xml:space="preserve"/>
+            </w:r>
+            <w:r>
+              <w:rPr>
+                <w:rFonts w:ascii="Arial" w:cs="Arial" w:eastAsia="Arial" w:hAnsi="Arial"/>
+                <w:sz w:val="20"/>
+                <w:szCs w:val="20"/>
+              </w:rPr>
+              <w:br/>
+              <w:t xml:space="preserve"/>
+            </w:r>
+            <w:r>
+              <w:rPr>
+                <w:rFonts w:ascii="Arial" w:cs="Arial" w:eastAsia="Arial" w:hAnsi="Arial"/>
+                <w:b w:val="false"/>
+                <w:bCs w:val="false"/>
+                <w:i/>
+                <w:iCs/>
+                <w:color w:val="555555"/>
+                <w:sz w:val="20"/>
+                <w:szCs w:val="20"/>
+              </w:rPr>
+              <w:t xml:space="preserve">→ Teacher circulates — offer hints, check for understanding.</w:t>
             </w:r>
           </w:p>
         </w:tc>
@@ -493,9 +1351,9 @@
               <w:right w:val="single" w:color="CCCCCC" w:sz="1"/>
             </w:tcBorders>
             <w:tcMar>
-              <w:top w:type="dxa" w:w="60"/>
+              <w:top w:type="dxa" w:w="80"/>
               <w:left w:type="dxa" w:w="120"/>
-              <w:bottom w:type="dxa" w:w="60"/>
+              <w:bottom w:type="dxa" w:w="80"/>
               <w:right w:type="dxa" w:w="120"/>
             </w:tcMar>
           </w:tcPr>
@@ -522,20 +1380,90 @@
               <w:right w:val="single" w:color="CCCCCC" w:sz="1"/>
             </w:tcBorders>
             <w:tcMar>
-              <w:top w:type="dxa" w:w="60"/>
+              <w:top w:type="dxa" w:w="80"/>
               <w:left w:type="dxa" w:w="120"/>
-              <w:bottom w:type="dxa" w:w="60"/>
+              <w:bottom w:type="dxa" w:w="80"/>
               <w:right w:type="dxa" w:w="120"/>
             </w:tcMar>
           </w:tcPr>
           <w:p>
-            <w:r>
-              <w:rPr>
-                <w:rFonts w:ascii="Arial" w:cs="Arial" w:eastAsia="Arial" w:hAnsi="Arial"/>
-                <w:sz w:val="20"/>
-                <w:szCs w:val="20"/>
+            <w:pPr>
+              <w:spacing w:after="80" w:before="80"/>
+            </w:pPr>
+            <w:r>
+              <w:rPr>
+                <w:rFonts w:ascii="Arial" w:cs="Arial" w:eastAsia="Arial" w:hAnsi="Arial"/>
+                <w:b/>
+                <w:bCs/>
+                <w:i w:val="false"/>
+                <w:iCs w:val="false"/>
+                <w:color w:val="000000"/>
+                <w:sz w:val="22"/>
+                <w:szCs w:val="22"/>
               </w:rPr>
               <w:t xml:space="preserve">Exit Ticket / Wrap-Up</w:t>
+            </w:r>
+            <w:r>
+              <w:rPr>
+                <w:rFonts w:ascii="Arial" w:cs="Arial" w:eastAsia="Arial" w:hAnsi="Arial"/>
+                <w:sz w:val="20"/>
+                <w:szCs w:val="20"/>
+              </w:rPr>
+              <w:br/>
+              <w:t xml:space="preserve"/>
+            </w:r>
+            <w:r>
+              <w:rPr>
+                <w:rFonts w:ascii="Arial" w:cs="Arial" w:eastAsia="Arial" w:hAnsi="Arial"/>
+                <w:sz w:val="20"/>
+                <w:szCs w:val="20"/>
+              </w:rPr>
+              <w:br/>
+              <w:t xml:space="preserve"/>
+            </w:r>
+            <w:r>
+              <w:rPr>
+                <w:rFonts w:ascii="Arial" w:cs="Arial" w:eastAsia="Arial" w:hAnsi="Arial"/>
+                <w:b w:val="false"/>
+                <w:bCs w:val="false"/>
+                <w:i w:val="false"/>
+                <w:iCs w:val="false"/>
+                <w:color w:val="000000"/>
+                <w:sz w:val="20"/>
+                <w:szCs w:val="20"/>
+              </w:rPr>
+              <w:t xml:space="preserve">Quick Check: Build a Minimum Viable Product that demonstrates core functionality, even if it's not polished?</w:t>
+            </w:r>
+            <w:r>
+              <w:rPr>
+                <w:rFonts w:ascii="Arial" w:cs="Arial" w:eastAsia="Arial" w:hAnsi="Arial"/>
+                <w:sz w:val="20"/>
+                <w:szCs w:val="20"/>
+              </w:rPr>
+              <w:br/>
+              <w:t xml:space="preserve"/>
+            </w:r>
+            <w:r>
+              <w:rPr>
+                <w:rFonts w:ascii="Arial" w:cs="Arial" w:eastAsia="Arial" w:hAnsi="Arial"/>
+                <w:sz w:val="20"/>
+                <w:szCs w:val="20"/>
+              </w:rPr>
+              <w:br/>
+              <w:t xml:space="preserve"/>
+            </w:r>
+            <w:r>
+              <w:rPr>
+                <w:rFonts w:ascii="Arial" w:cs="Arial" w:eastAsia="Arial" w:hAnsi="Arial"/>
+                <w:b w:val="false"/>
+                <w:bCs w:val="false"/>
+                <w:i/>
+                <w:iCs/>
+                <w:color w:val="555555"/>
+                <w:sz w:val="20"/>
+                <w:szCs w:val="20"/>
+              </w:rPr>
+              <w:t xml:space="preserve">→ 3–2–1: Name 3 things learned, 2 new vocab words, 1 question you still have.</w:t>
             </w:r>
           </w:p>
         </w:tc>
@@ -1125,45 +2053,6 @@
                 <w:sz w:val="18"/>
                 <w:szCs w:val="18"/>
               </w:rPr>
-              <w:t xml:space="preserve"># ════════════════════════════════════════════════════</w:t>
-            </w:r>
-          </w:p>
-          <w:p>
-            <w:pPr>
-              <w:spacing w:after="20"/>
-            </w:pPr>
-            <w:r>
-              <w:rPr>
-                <w:rFonts w:ascii="Courier New" w:cs="Courier New" w:eastAsia="Courier New" w:hAnsi="Courier New"/>
-                <w:sz w:val="18"/>
-                <w:szCs w:val="18"/>
-              </w:rPr>
-              <w:t xml:space="preserve"># HELPER FUNCTIONS (start with these)</w:t>
-            </w:r>
-          </w:p>
-          <w:p>
-            <w:pPr>
-              <w:spacing w:after="20"/>
-            </w:pPr>
-            <w:r>
-              <w:rPr>
-                <w:rFonts w:ascii="Courier New" w:cs="Courier New" w:eastAsia="Courier New" w:hAnsi="Courier New"/>
-                <w:sz w:val="18"/>
-                <w:szCs w:val="18"/>
-              </w:rPr>
-              <w:t xml:space="preserve"># ════════════════════════════════════════════════════</w:t>
-            </w:r>
-          </w:p>
-          <w:p>
-            <w:pPr>
-              <w:spacing w:after="20"/>
-            </w:pPr>
-            <w:r>
-              <w:rPr>
-                <w:rFonts w:ascii="Courier New" w:cs="Courier New" w:eastAsia="Courier New" w:hAnsi="Courier New"/>
-                <w:sz w:val="18"/>
-                <w:szCs w:val="18"/>
-              </w:rPr>
               <w:t xml:space="preserve"> </w:t>
             </w:r>
           </w:p>
@@ -1177,6 +2066,45 @@
                 <w:sz w:val="18"/>
                 <w:szCs w:val="18"/>
               </w:rPr>
+              <w:t xml:space="preserve"> </w:t>
+            </w:r>
+          </w:p>
+          <w:p>
+            <w:pPr>
+              <w:spacing w:after="20"/>
+            </w:pPr>
+            <w:r>
+              <w:rPr>
+                <w:rFonts w:ascii="Courier New" w:cs="Courier New" w:eastAsia="Courier New" w:hAnsi="Courier New"/>
+                <w:sz w:val="18"/>
+                <w:szCs w:val="18"/>
+              </w:rPr>
+              <w:t xml:space="preserve"> </w:t>
+            </w:r>
+          </w:p>
+          <w:p>
+            <w:pPr>
+              <w:spacing w:after="20"/>
+            </w:pPr>
+            <w:r>
+              <w:rPr>
+                <w:rFonts w:ascii="Courier New" w:cs="Courier New" w:eastAsia="Courier New" w:hAnsi="Courier New"/>
+                <w:sz w:val="18"/>
+                <w:szCs w:val="18"/>
+              </w:rPr>
+              <w:t xml:space="preserve"> </w:t>
+            </w:r>
+          </w:p>
+          <w:p>
+            <w:pPr>
+              <w:spacing w:after="20"/>
+            </w:pPr>
+            <w:r>
+              <w:rPr>
+                <w:rFonts w:ascii="Courier New" w:cs="Courier New" w:eastAsia="Courier New" w:hAnsi="Courier New"/>
+                <w:sz w:val="18"/>
+                <w:szCs w:val="18"/>
+              </w:rPr>
               <w:t xml:space="preserve">def calculate_average(scores):</w:t>
             </w:r>
           </w:p>
@@ -1359,45 +2287,6 @@
                 <w:sz w:val="18"/>
                 <w:szCs w:val="18"/>
               </w:rPr>
-              <w:t xml:space="preserve"># ════════════════════════════════════════════════════</w:t>
-            </w:r>
-          </w:p>
-          <w:p>
-            <w:pPr>
-              <w:spacing w:after="20"/>
-            </w:pPr>
-            <w:r>
-              <w:rPr>
-                <w:rFonts w:ascii="Courier New" w:cs="Courier New" w:eastAsia="Courier New" w:hAnsi="Courier New"/>
-                <w:sz w:val="18"/>
-                <w:szCs w:val="18"/>
-              </w:rPr>
-              <w:t xml:space="preserve"># INPUT FUNCTIONS</w:t>
-            </w:r>
-          </w:p>
-          <w:p>
-            <w:pPr>
-              <w:spacing w:after="20"/>
-            </w:pPr>
-            <w:r>
-              <w:rPr>
-                <w:rFonts w:ascii="Courier New" w:cs="Courier New" w:eastAsia="Courier New" w:hAnsi="Courier New"/>
-                <w:sz w:val="18"/>
-                <w:szCs w:val="18"/>
-              </w:rPr>
-              <w:t xml:space="preserve"># ════════════════════════════════════════════════════</w:t>
-            </w:r>
-          </w:p>
-          <w:p>
-            <w:pPr>
-              <w:spacing w:after="20"/>
-            </w:pPr>
-            <w:r>
-              <w:rPr>
-                <w:rFonts w:ascii="Courier New" w:cs="Courier New" w:eastAsia="Courier New" w:hAnsi="Courier New"/>
-                <w:sz w:val="18"/>
-                <w:szCs w:val="18"/>
-              </w:rPr>
               <w:t xml:space="preserve"> </w:t>
             </w:r>
           </w:p>
@@ -1411,6 +2300,45 @@
                 <w:sz w:val="18"/>
                 <w:szCs w:val="18"/>
               </w:rPr>
+              <w:t xml:space="preserve"> </w:t>
+            </w:r>
+          </w:p>
+          <w:p>
+            <w:pPr>
+              <w:spacing w:after="20"/>
+            </w:pPr>
+            <w:r>
+              <w:rPr>
+                <w:rFonts w:ascii="Courier New" w:cs="Courier New" w:eastAsia="Courier New" w:hAnsi="Courier New"/>
+                <w:sz w:val="18"/>
+                <w:szCs w:val="18"/>
+              </w:rPr>
+              <w:t xml:space="preserve"> </w:t>
+            </w:r>
+          </w:p>
+          <w:p>
+            <w:pPr>
+              <w:spacing w:after="20"/>
+            </w:pPr>
+            <w:r>
+              <w:rPr>
+                <w:rFonts w:ascii="Courier New" w:cs="Courier New" w:eastAsia="Courier New" w:hAnsi="Courier New"/>
+                <w:sz w:val="18"/>
+                <w:szCs w:val="18"/>
+              </w:rPr>
+              <w:t xml:space="preserve"> </w:t>
+            </w:r>
+          </w:p>
+          <w:p>
+            <w:pPr>
+              <w:spacing w:after="20"/>
+            </w:pPr>
+            <w:r>
+              <w:rPr>
+                <w:rFonts w:ascii="Courier New" w:cs="Courier New" w:eastAsia="Courier New" w:hAnsi="Courier New"/>
+                <w:sz w:val="18"/>
+                <w:szCs w:val="18"/>
+              </w:rPr>
               <w:t xml:space="preserve">def get_student_name():</w:t>
             </w:r>
           </w:p>
@@ -1788,45 +2716,6 @@
                 <w:sz w:val="18"/>
                 <w:szCs w:val="18"/>
               </w:rPr>
-              <w:t xml:space="preserve"># ════════════════════════════════════════════════════</w:t>
-            </w:r>
-          </w:p>
-          <w:p>
-            <w:pPr>
-              <w:spacing w:after="20"/>
-            </w:pPr>
-            <w:r>
-              <w:rPr>
-                <w:rFonts w:ascii="Courier New" w:cs="Courier New" w:eastAsia="Courier New" w:hAnsi="Courier New"/>
-                <w:sz w:val="18"/>
-                <w:szCs w:val="18"/>
-              </w:rPr>
-              <w:t xml:space="preserve"># OUTPUT FUNCTIONS</w:t>
-            </w:r>
-          </w:p>
-          <w:p>
-            <w:pPr>
-              <w:spacing w:after="20"/>
-            </w:pPr>
-            <w:r>
-              <w:rPr>
-                <w:rFonts w:ascii="Courier New" w:cs="Courier New" w:eastAsia="Courier New" w:hAnsi="Courier New"/>
-                <w:sz w:val="18"/>
-                <w:szCs w:val="18"/>
-              </w:rPr>
-              <w:t xml:space="preserve"># ════════════════════════════════════════════════════</w:t>
-            </w:r>
-          </w:p>
-          <w:p>
-            <w:pPr>
-              <w:spacing w:after="20"/>
-            </w:pPr>
-            <w:r>
-              <w:rPr>
-                <w:rFonts w:ascii="Courier New" w:cs="Courier New" w:eastAsia="Courier New" w:hAnsi="Courier New"/>
-                <w:sz w:val="18"/>
-                <w:szCs w:val="18"/>
-              </w:rPr>
               <w:t xml:space="preserve"> </w:t>
             </w:r>
           </w:p>
@@ -1840,6 +2729,45 @@
                 <w:sz w:val="18"/>
                 <w:szCs w:val="18"/>
               </w:rPr>
+              <w:t xml:space="preserve"> </w:t>
+            </w:r>
+          </w:p>
+          <w:p>
+            <w:pPr>
+              <w:spacing w:after="20"/>
+            </w:pPr>
+            <w:r>
+              <w:rPr>
+                <w:rFonts w:ascii="Courier New" w:cs="Courier New" w:eastAsia="Courier New" w:hAnsi="Courier New"/>
+                <w:sz w:val="18"/>
+                <w:szCs w:val="18"/>
+              </w:rPr>
+              <w:t xml:space="preserve"> </w:t>
+            </w:r>
+          </w:p>
+          <w:p>
+            <w:pPr>
+              <w:spacing w:after="20"/>
+            </w:pPr>
+            <w:r>
+              <w:rPr>
+                <w:rFonts w:ascii="Courier New" w:cs="Courier New" w:eastAsia="Courier New" w:hAnsi="Courier New"/>
+                <w:sz w:val="18"/>
+                <w:szCs w:val="18"/>
+              </w:rPr>
+              <w:t xml:space="preserve"> </w:t>
+            </w:r>
+          </w:p>
+          <w:p>
+            <w:pPr>
+              <w:spacing w:after="20"/>
+            </w:pPr>
+            <w:r>
+              <w:rPr>
+                <w:rFonts w:ascii="Courier New" w:cs="Courier New" w:eastAsia="Courier New" w:hAnsi="Courier New"/>
+                <w:sz w:val="18"/>
+                <w:szCs w:val="18"/>
+              </w:rPr>
               <w:t xml:space="preserve">def display_report(name, scores, average, grade):</w:t>
             </w:r>
           </w:p>
@@ -2009,33 +2937,33 @@
                 <w:sz w:val="18"/>
                 <w:szCs w:val="18"/>
               </w:rPr>
-              <w:t xml:space="preserve"># ════════════════════════════════════════════════════</w:t>
-            </w:r>
-          </w:p>
-          <w:p>
-            <w:pPr>
-              <w:spacing w:after="20"/>
-            </w:pPr>
-            <w:r>
-              <w:rPr>
-                <w:rFonts w:ascii="Courier New" w:cs="Courier New" w:eastAsia="Courier New" w:hAnsi="Courier New"/>
-                <w:sz w:val="18"/>
-                <w:szCs w:val="18"/>
-              </w:rPr>
-              <w:t xml:space="preserve"># MAIN</w:t>
-            </w:r>
-          </w:p>
-          <w:p>
-            <w:pPr>
-              <w:spacing w:after="20"/>
-            </w:pPr>
-            <w:r>
-              <w:rPr>
-                <w:rFonts w:ascii="Courier New" w:cs="Courier New" w:eastAsia="Courier New" w:hAnsi="Courier New"/>
-                <w:sz w:val="18"/>
-                <w:szCs w:val="18"/>
-              </w:rPr>
-              <w:t xml:space="preserve"># ════════════════════════════════════════════════════</w:t>
+              <w:t xml:space="preserve"> </w:t>
+            </w:r>
+          </w:p>
+          <w:p>
+            <w:pPr>
+              <w:spacing w:after="20"/>
+            </w:pPr>
+            <w:r>
+              <w:rPr>
+                <w:rFonts w:ascii="Courier New" w:cs="Courier New" w:eastAsia="Courier New" w:hAnsi="Courier New"/>
+                <w:sz w:val="18"/>
+                <w:szCs w:val="18"/>
+              </w:rPr>
+              <w:t xml:space="preserve"> </w:t>
+            </w:r>
+          </w:p>
+          <w:p>
+            <w:pPr>
+              <w:spacing w:after="20"/>
+            </w:pPr>
+            <w:r>
+              <w:rPr>
+                <w:rFonts w:ascii="Courier New" w:cs="Courier New" w:eastAsia="Courier New" w:hAnsi="Courier New"/>
+                <w:sz w:val="18"/>
+                <w:szCs w:val="18"/>
+              </w:rPr>
+              <w:t xml:space="preserve"> </w:t>
             </w:r>
           </w:p>
           <w:p>
@@ -2375,19 +3303,6 @@
                 <w:sz w:val="18"/>
                 <w:szCs w:val="18"/>
               </w:rPr>
-              <w:t xml:space="preserve"># Test these alone first (not in main)</w:t>
-            </w:r>
-          </w:p>
-          <w:p>
-            <w:pPr>
-              <w:spacing w:after="20"/>
-            </w:pPr>
-            <w:r>
-              <w:rPr>
-                <w:rFonts w:ascii="Courier New" w:cs="Courier New" w:eastAsia="Courier New" w:hAnsi="Courier New"/>
-                <w:sz w:val="18"/>
-                <w:szCs w:val="18"/>
-              </w:rPr>
               <w:t xml:space="preserve">def calculate_average(scores):</w:t>
             </w:r>
           </w:p>
@@ -2544,7 +3459,7 @@
                 <w:sz w:val="18"/>
                 <w:szCs w:val="18"/>
               </w:rPr>
-              <w:t xml:space="preserve"># Quick test</w:t>
+              <w:t xml:space="preserve"> </w:t>
             </w:r>
           </w:p>
           <w:p>
@@ -2624,33 +3539,98 @@
                 <w:sz w:val="18"/>
                 <w:szCs w:val="18"/>
               </w:rPr>
-              <w:t xml:space="preserve"># Add get_student_name() and get_scores()</w:t>
-            </w:r>
-          </w:p>
-          <w:p>
-            <w:pPr>
-              <w:spacing w:after="20"/>
-            </w:pPr>
-            <w:r>
-              <w:rPr>
-                <w:rFonts w:ascii="Courier New" w:cs="Courier New" w:eastAsia="Courier New" w:hAnsi="Courier New"/>
-                <w:sz w:val="18"/>
-                <w:szCs w:val="18"/>
-              </w:rPr>
-              <w:t xml:space="preserve"># Add display_report()</w:t>
-            </w:r>
-          </w:p>
-          <w:p>
-            <w:pPr>
-              <w:spacing w:after="20"/>
-            </w:pPr>
-            <w:r>
-              <w:rPr>
-                <w:rFonts w:ascii="Courier New" w:cs="Courier New" w:eastAsia="Courier New" w:hAnsi="Courier New"/>
-                <w:sz w:val="18"/>
-                <w:szCs w:val="18"/>
-              </w:rPr>
-              <w:t xml:space="preserve"># Still test each function alone before integrating</w:t>
+              <w:t xml:space="preserve">def main():</w:t>
+            </w:r>
+          </w:p>
+          <w:p>
+            <w:pPr>
+              <w:spacing w:after="20"/>
+            </w:pPr>
+            <w:r>
+              <w:rPr>
+                <w:rFonts w:ascii="Courier New" w:cs="Courier New" w:eastAsia="Courier New" w:hAnsi="Courier New"/>
+                <w:sz w:val="18"/>
+                <w:szCs w:val="18"/>
+              </w:rPr>
+              <w:t xml:space="preserve">    name = get_student_name()</w:t>
+            </w:r>
+          </w:p>
+          <w:p>
+            <w:pPr>
+              <w:spacing w:after="20"/>
+            </w:pPr>
+            <w:r>
+              <w:rPr>
+                <w:rFonts w:ascii="Courier New" w:cs="Courier New" w:eastAsia="Courier New" w:hAnsi="Courier New"/>
+                <w:sz w:val="18"/>
+                <w:szCs w:val="18"/>
+              </w:rPr>
+              <w:t xml:space="preserve">    scores = get_scores()</w:t>
+            </w:r>
+          </w:p>
+          <w:p>
+            <w:pPr>
+              <w:spacing w:after="20"/>
+            </w:pPr>
+            <w:r>
+              <w:rPr>
+                <w:rFonts w:ascii="Courier New" w:cs="Courier New" w:eastAsia="Courier New" w:hAnsi="Courier New"/>
+                <w:sz w:val="18"/>
+                <w:szCs w:val="18"/>
+              </w:rPr>
+              <w:t xml:space="preserve">    average = calculate_average(scores)</w:t>
+            </w:r>
+          </w:p>
+          <w:p>
+            <w:pPr>
+              <w:spacing w:after="20"/>
+            </w:pPr>
+            <w:r>
+              <w:rPr>
+                <w:rFonts w:ascii="Courier New" w:cs="Courier New" w:eastAsia="Courier New" w:hAnsi="Courier New"/>
+                <w:sz w:val="18"/>
+                <w:szCs w:val="18"/>
+              </w:rPr>
+              <w:t xml:space="preserve">    grade = assign_grade(average)</w:t>
+            </w:r>
+          </w:p>
+          <w:p>
+            <w:pPr>
+              <w:spacing w:after="20"/>
+            </w:pPr>
+            <w:r>
+              <w:rPr>
+                <w:rFonts w:ascii="Courier New" w:cs="Courier New" w:eastAsia="Courier New" w:hAnsi="Courier New"/>
+                <w:sz w:val="18"/>
+                <w:szCs w:val="18"/>
+              </w:rPr>
+              <w:t xml:space="preserve">    display_report(name, scores, average, grade)</w:t>
+            </w:r>
+          </w:p>
+          <w:p>
+            <w:pPr>
+              <w:spacing w:after="20"/>
+            </w:pPr>
+            <w:r>
+              <w:rPr>
+                <w:rFonts w:ascii="Courier New" w:cs="Courier New" w:eastAsia="Courier New" w:hAnsi="Courier New"/>
+                <w:sz w:val="18"/>
+                <w:szCs w:val="18"/>
+              </w:rPr>
+              <w:t xml:space="preserve"> </w:t>
+            </w:r>
+          </w:p>
+          <w:p>
+            <w:pPr>
+              <w:spacing w:after="20"/>
+            </w:pPr>
+            <w:r>
+              <w:rPr>
+                <w:rFonts w:ascii="Courier New" w:cs="Courier New" w:eastAsia="Courier New" w:hAnsi="Courier New"/>
+                <w:sz w:val="18"/>
+                <w:szCs w:val="18"/>
+              </w:rPr>
+              <w:t xml:space="preserve">main()</w:t>
             </w:r>
           </w:p>
         </w:tc>
@@ -2704,151 +3684,6 @@
                 <w:sz w:val="18"/>
                 <w:szCs w:val="18"/>
               </w:rPr>
-              <w:t xml:space="preserve">def main():</w:t>
-            </w:r>
-          </w:p>
-          <w:p>
-            <w:pPr>
-              <w:spacing w:after="20"/>
-            </w:pPr>
-            <w:r>
-              <w:rPr>
-                <w:rFonts w:ascii="Courier New" w:cs="Courier New" w:eastAsia="Courier New" w:hAnsi="Courier New"/>
-                <w:sz w:val="18"/>
-                <w:szCs w:val="18"/>
-              </w:rPr>
-              <w:t xml:space="preserve">    name = get_student_name()</w:t>
-            </w:r>
-          </w:p>
-          <w:p>
-            <w:pPr>
-              <w:spacing w:after="20"/>
-            </w:pPr>
-            <w:r>
-              <w:rPr>
-                <w:rFonts w:ascii="Courier New" w:cs="Courier New" w:eastAsia="Courier New" w:hAnsi="Courier New"/>
-                <w:sz w:val="18"/>
-                <w:szCs w:val="18"/>
-              </w:rPr>
-              <w:t xml:space="preserve">    scores = get_scores()</w:t>
-            </w:r>
-          </w:p>
-          <w:p>
-            <w:pPr>
-              <w:spacing w:after="20"/>
-            </w:pPr>
-            <w:r>
-              <w:rPr>
-                <w:rFonts w:ascii="Courier New" w:cs="Courier New" w:eastAsia="Courier New" w:hAnsi="Courier New"/>
-                <w:sz w:val="18"/>
-                <w:szCs w:val="18"/>
-              </w:rPr>
-              <w:t xml:space="preserve">    average = calculate_average(scores)</w:t>
-            </w:r>
-          </w:p>
-          <w:p>
-            <w:pPr>
-              <w:spacing w:after="20"/>
-            </w:pPr>
-            <w:r>
-              <w:rPr>
-                <w:rFonts w:ascii="Courier New" w:cs="Courier New" w:eastAsia="Courier New" w:hAnsi="Courier New"/>
-                <w:sz w:val="18"/>
-                <w:szCs w:val="18"/>
-              </w:rPr>
-              <w:t xml:space="preserve">    grade = assign_grade(average)</w:t>
-            </w:r>
-          </w:p>
-          <w:p>
-            <w:pPr>
-              <w:spacing w:after="20"/>
-            </w:pPr>
-            <w:r>
-              <w:rPr>
-                <w:rFonts w:ascii="Courier New" w:cs="Courier New" w:eastAsia="Courier New" w:hAnsi="Courier New"/>
-                <w:sz w:val="18"/>
-                <w:szCs w:val="18"/>
-              </w:rPr>
-              <w:t xml:space="preserve">    display_report(name, scores, average, grade)</w:t>
-            </w:r>
-          </w:p>
-          <w:p>
-            <w:pPr>
-              <w:spacing w:after="20"/>
-            </w:pPr>
-            <w:r>
-              <w:rPr>
-                <w:rFonts w:ascii="Courier New" w:cs="Courier New" w:eastAsia="Courier New" w:hAnsi="Courier New"/>
-                <w:sz w:val="18"/>
-                <w:szCs w:val="18"/>
-              </w:rPr>
-              <w:t xml:space="preserve"> </w:t>
-            </w:r>
-          </w:p>
-          <w:p>
-            <w:pPr>
-              <w:spacing w:after="20"/>
-            </w:pPr>
-            <w:r>
-              <w:rPr>
-                <w:rFonts w:ascii="Courier New" w:cs="Courier New" w:eastAsia="Courier New" w:hAnsi="Courier New"/>
-                <w:sz w:val="18"/>
-                <w:szCs w:val="18"/>
-              </w:rPr>
-              <w:t xml:space="preserve">main()</w:t>
-            </w:r>
-          </w:p>
-        </w:tc>
-      </w:tr>
-    </w:tbl>
-    <w:p>
-      <w:pPr>
-        <w:spacing w:after="120"/>
-      </w:pPr>
-    </w:p>
-    <w:tbl>
-      <w:tblPr>
-        <w:tblW w:type="dxa" w:w="9360"/>
-        <w:tblBorders>
-          <w:top w:val="single" w:color="auto" w:sz="4"/>
-          <w:left w:val="single" w:color="auto" w:sz="4"/>
-          <w:bottom w:val="single" w:color="auto" w:sz="4"/>
-          <w:right w:val="single" w:color="auto" w:sz="4"/>
-          <w:insideH w:val="single" w:color="auto" w:sz="4"/>
-          <w:insideV w:val="single" w:color="auto" w:sz="4"/>
-        </w:tblBorders>
-      </w:tblPr>
-      <w:tblGrid>
-        <w:gridCol w:w="9360"/>
-      </w:tblGrid>
-      <w:tr>
-        <w:tc>
-          <w:tcPr>
-            <w:tcW w:type="dxa" w:w="9360"/>
-            <w:tcBorders>
-              <w:top w:val="single" w:color="CCCCCC" w:sz="1"/>
-              <w:left w:val="single" w:color="CCCCCC" w:sz="1"/>
-              <w:bottom w:val="single" w:color="CCCCCC" w:sz="1"/>
-              <w:right w:val="single" w:color="CCCCCC" w:sz="1"/>
-            </w:tcBorders>
-            <w:shd w:fill="F2F2F2" w:val="clear"/>
-            <w:tcMar>
-              <w:top w:type="dxa" w:w="80"/>
-              <w:left w:type="dxa" w:w="160"/>
-              <w:bottom w:type="dxa" w:w="80"/>
-              <w:right w:type="dxa" w:w="160"/>
-            </w:tcMar>
-          </w:tcPr>
-          <w:p>
-            <w:pPr>
-              <w:spacing w:after="20"/>
-            </w:pPr>
-            <w:r>
-              <w:rPr>
-                <w:rFonts w:ascii="Courier New" w:cs="Courier New" w:eastAsia="Courier New" w:hAnsi="Courier New"/>
-                <w:sz w:val="18"/>
-                <w:szCs w:val="18"/>
-              </w:rPr>
               <w:t xml:space="preserve">"""</w:t>
             </w:r>
           </w:p>
@@ -2889,32 +3724,6 @@
                 <w:szCs w:val="18"/>
               </w:rPr>
               <w:t xml:space="preserve">"""</w:t>
-            </w:r>
-          </w:p>
-          <w:p>
-            <w:pPr>
-              <w:spacing w:after="20"/>
-            </w:pPr>
-            <w:r>
-              <w:rPr>
-                <w:rFonts w:ascii="Courier New" w:cs="Courier New" w:eastAsia="Courier New" w:hAnsi="Courier New"/>
-                <w:sz w:val="18"/>
-                <w:szCs w:val="18"/>
-              </w:rPr>
-              <w:t xml:space="preserve"> </w:t>
-            </w:r>
-          </w:p>
-          <w:p>
-            <w:pPr>
-              <w:spacing w:after="20"/>
-            </w:pPr>
-            <w:r>
-              <w:rPr>
-                <w:rFonts w:ascii="Courier New" w:cs="Courier New" w:eastAsia="Courier New" w:hAnsi="Courier New"/>
-                <w:sz w:val="18"/>
-                <w:szCs w:val="18"/>
-              </w:rPr>
-              <w:t xml:space="preserve"># Your code here</w:t>
             </w:r>
           </w:p>
         </w:tc>

--- a/Coding 1 - year/Unit 7 - Project Development/Daily Lesson Plans/Word/Day 154.docx
+++ b/Coding 1 - year/Unit 7 - Project Development/Daily Lesson Plans/Word/Day 154.docx
@@ -380,7 +380,7 @@
                 <w:sz w:val="20"/>
                 <w:szCs w:val="20"/>
               </w:rPr>
-              <w:t xml:space="preserve">    What do you already know about how to build a Minimum Viable Product that demonstrates core functionality, even if it's not polished?</w:t>
+              <w:t xml:space="preserve">    If you were going to build a Minimum Viable Product that demonstrates core functionality, even if it's not polished, what pieces or steps would you need? Brainstorm a quick list.</w:t>
             </w:r>
             <w:r>
               <w:rPr>
@@ -477,7 +477,7 @@
                 <w:sz w:val="20"/>
                 <w:szCs w:val="20"/>
               </w:rPr>
-              <w:t xml:space="preserve">Today's Goal: By the end of class you will be able to build a Minimum Viable Product that demonstrates core functionality, even if it's not polished.</w:t>
+              <w:t xml:space="preserve">Today’s Goal: By the end of class you will be able to build a Minimum Viable Product that demonstrates core functionality, even if it's not polished.</w:t>
             </w:r>
             <w:r>
               <w:rPr>
@@ -1432,7 +1432,7 @@
                 <w:sz w:val="20"/>
                 <w:szCs w:val="20"/>
               </w:rPr>
-              <w:t xml:space="preserve">Quick Check: Build a Minimum Viable Product that demonstrates core functionality, even if it's not polished?</w:t>
+              <w:t xml:space="preserve">What are the 2-3 most important steps when you build a Minimum Viable Product that demonstrates core functionality, even if it's not polished? What could go wrong if you skip one?</w:t>
             </w:r>
             <w:r>
               <w:rPr>

--- a/Coding 1 - year/Unit 7 - Project Development/Daily Lesson Plans/Word/Day 154.docx
+++ b/Coding 1 - year/Unit 7 - Project Development/Daily Lesson Plans/Word/Day 154.docx
@@ -1304,7 +1304,7 @@
                 <w:sz w:val="20"/>
                 <w:szCs w:val="20"/>
               </w:rPr>
-              <w:t xml:space="preserve">Testing MVP: How would you test your MVP without having a full GUI? What test cases would you use? --- ## Reflection &amp; Wrap-Up Today's Big I…</w:t>
+              <w:t xml:space="preserve">Testing MVP: How would you test your MVP without having a full GUI? What test cases would you use? ---</w:t>
             </w:r>
             <w:r>
               <w:rPr>
@@ -3989,6 +3989,97 @@
     </w:p>
     <w:p>
       <w:pPr>
+        <w:spacing w:after="60"/>
+      </w:pPr>
+      <w:r>
+        <w:rPr>
+          <w:rFonts w:ascii="Arial" w:cs="Arial" w:eastAsia="Arial" w:hAnsi="Arial"/>
+          <w:sz w:val="20"/>
+          <w:szCs w:val="20"/>
+        </w:rPr>
+        <w:t xml:space="preserve">| Day | Focus | Output |</w:t>
+      </w:r>
+    </w:p>
+    <w:p>
+      <w:pPr>
+        <w:spacing w:after="60"/>
+      </w:pPr>
+      <w:r>
+        <w:rPr>
+          <w:rFonts w:ascii="Arial" w:cs="Arial" w:eastAsia="Arial" w:hAnsi="Arial"/>
+          <w:sz w:val="20"/>
+          <w:szCs w:val="20"/>
+        </w:rPr>
+        <w:t xml:space="preserve">|--|-|--|</w:t>
+      </w:r>
+    </w:p>
+    <w:p>
+      <w:pPr>
+        <w:spacing w:after="60"/>
+      </w:pPr>
+      <w:r>
+        <w:rPr>
+          <w:rFonts w:ascii="Arial" w:cs="Arial" w:eastAsia="Arial" w:hAnsi="Arial"/>
+          <w:sz w:val="20"/>
+          <w:szCs w:val="20"/>
+        </w:rPr>
+        <w:t xml:space="preserve">| 151 | UI Design | Menu layouts, interaction flow |</w:t>
+      </w:r>
+    </w:p>
+    <w:p>
+      <w:pPr>
+        <w:spacing w:after="60"/>
+      </w:pPr>
+      <w:r>
+        <w:rPr>
+          <w:rFonts w:ascii="Arial" w:cs="Arial" w:eastAsia="Arial" w:hAnsi="Arial"/>
+          <w:sz w:val="20"/>
+          <w:szCs w:val="20"/>
+        </w:rPr>
+        <w:t xml:space="preserve">| 152 | Data Design | Data structures, sample data |</w:t>
+      </w:r>
+    </w:p>
+    <w:p>
+      <w:pPr>
+        <w:spacing w:after="60"/>
+      </w:pPr>
+      <w:r>
+        <w:rPr>
+          <w:rFonts w:ascii="Arial" w:cs="Arial" w:eastAsia="Arial" w:hAnsi="Arial"/>
+          <w:sz w:val="20"/>
+          <w:szCs w:val="20"/>
+        </w:rPr>
+        <w:t xml:space="preserve">| 153 | Function Design | Function signatures, docstrings |</w:t>
+      </w:r>
+    </w:p>
+    <w:p>
+      <w:pPr>
+        <w:spacing w:after="60"/>
+      </w:pPr>
+      <w:r>
+        <w:rPr>
+          <w:rFonts w:ascii="Arial" w:cs="Arial" w:eastAsia="Arial" w:hAnsi="Arial"/>
+          <w:sz w:val="20"/>
+          <w:szCs w:val="20"/>
+        </w:rPr>
+        <w:t xml:space="preserve">| 154 | MVP | Working prototype with core features |</w:t>
+      </w:r>
+    </w:p>
+    <w:p>
+      <w:pPr>
+        <w:spacing w:after="60"/>
+      </w:pPr>
+      <w:r>
+        <w:rPr>
+          <w:rFonts w:ascii="Arial" w:cs="Arial" w:eastAsia="Arial" w:hAnsi="Arial"/>
+          <w:sz w:val="20"/>
+          <w:szCs w:val="20"/>
+        </w:rPr>
+        <w:t xml:space="preserve">Tomorrow (Day 155): Prototype demo and feedback. You're halfway through design!</w:t>
+      </w:r>
+    </w:p>
+    <w:p>
+      <w:pPr>
         <w:spacing w:after="160"/>
       </w:pPr>
     </w:p>
@@ -4077,7 +4168,7 @@
           <w:sz w:val="20"/>
           <w:szCs w:val="20"/>
         </w:rPr>
-        <w:t xml:space="preserve">Testing MVP: How would you test your MVP without having a full GUI? What test cases would you use? --- ## Reflection &amp; Wrap-Up Today's Big Idea: A working MVP, even if basic, is better than partially-built complex code. Build simple first, refine later. Tomorrow: You'll demo your prototype and get p</w:t>
+        <w:t xml:space="preserve">Testing MVP: How would you test your MVP without having a full GUI? What test cases would you use? ---</w:t>
       </w:r>
     </w:p>
     <w:p>
